--- a/fra/docx/47.content.docx
+++ b/fra/docx/47.content.docx
@@ -136,13 +136,6 @@
         <w:rPr>
           <w:lang w:val="fr_FR" w:bidi="fr_FR"/>
         </w:rPr>
-      </w:r>
-      <w:r>
-        <w:rPr>
-          <w:i/>
-          <w:lang w:val="fr_FR" w:bidi="fr_FR"/>
-        </w:rPr>
-        <w:t>2 Corinthiens 1.1, 2 Corinthiens 1.1 (#2), 2 Corinthiens 1.3, 2 Corinthiens 1.4, 2 Corinthiens 1.8–9, 2 Corinthiens 1.9, 2 Corinthiens 1.11, 2 Corinthiens 1.12, 2 Corinthiens 1.14, 2 Corinthiens 1.15, 2 Corinthiens 1.22, 2 Corinthiens 1.23, 2 Corinthiens 1.24, 2 Corinthiens 2.1, 2 Corinthiens 2.3, 2 Corinthiens 2.4, 2 Corinthiens 2.4 (#2), 2 Corinthiens 2.6–7, 2 Corinthiens 2.7, 2 Corinthiens 2.9, 2 Corinthiens 2.11, 2 Corinthiens 2.13, 2 Corinthiens 2.14–15, 2 Corinthiens 2.17, 2 Corinthiens 3.2, 2 Corinthiens 3.4–5, 2 Corinthiens 3.6, 2 Corinthiens 3.7, 2 Corinthiens 3.9, 2 Corinthiens 3.14, 2 Corinthiens 3.15, 2 Corinthiens 3.16, 2 Corinthiens 3.17, 2 Corinthiens 3.18, 2 Corinthiens 4.1, 2 Corinthiens 4.2, 2 Corinthiens 4.2 (#2), 2 Corinthiens 4.3, 2 Corinthiens 4.4, 2 Corinthiens 4.5, 2 Corinthiens 4.7, 2 Corinthiens 4.10, 2 Corinthiens 4.14, 2 Corinthiens 4.15, 2 Corinthiens 4.16, 2 Corinthiens 4.16–18, 2 Corinthiens 5.1, 2 Corinthiens 5.4, 2 Corinthiens 5.5, 2 Corinthiens 5.8, 2 Corinthiens 5.9, 2 Corinthiens 5.10, 2 Corinthiens 5.11, 2 Corinthiens 5.12, 2 Corinthiens 5.15, 2 Corinthiens 5.16, 2 Corinthiens 5.17, 2 Corinthiens 5.19, 2 Corinthiens 5.20, 2 Corinthiens 5.21, 2 Corinthiens 6.1, 2 Corinthiens 6.2, 2 Corinthiens 6.3, 2 Corinthiens 6.4, 2 Corinthiens 6.4–5, 2 Corinthiens 6.8, 2 Corinthiens 6.11, 2 Corinthiens 6.13, 2 Corinthiens 6.14–16, 2 Corinthiens 6.17–18, 2 Corinthiens 7.1, 2 Corinthiens 7.2, 2 Corinthiens 7.3–4, 2 Corinthiens 7.6–7, 2 Corinthiens 7.8–9, 2 Corinthiens 7.9, 2 Corinthiens 7.12, 2 Corinthiens 7.13, 2 Corinthiens 7.15, 2 Corinthiens 8.1, 2 Corinthiens 8.2, 2 Corinthiens 8.6, 2 Corinthiens 8.7, 2 Corinthiens 8.12, 2 Corinthiens 8.13–14, 2 Corinthiens 8.16–17, 2 Corinthiens 8.20, 2 Corinthiens 8.24, 2 Corinthiens 9.1, 2 Corinthiens 9.3, 2 Corinthiens 9.4–5, 2 Corinthiens 9.6, 2 Corinthiens 9.7, 2 Corinthiens 9.10–11, 2 Corinthiens 9.13, 2 Corinthiens 9.14, 2 Corinthiens 10.2, 2 Corinthiens 10.2 (#2), 2 Corinthiens 10.4, 2 Corinthiens 10.4 (#2), 2 Corinthiens 10.8, 2 Corinthiens 10.10, 2 Corinthiens 10.11, 2 Corinthiens 10.12, 2 Corinthiens 10.13, 2 Corinthiens 10.15–16, 2 Corinthiens 10.18, 2 Corinthiens 11.2, 2 Corinthiens 11.3, 2 Corinthiens 11.4, 2 Corinthiens 11.7, 2 Corinthiens 11.8, 2 Corinthiens 11.13, 2 Corinthiens 11.14, 2 Corinthiens 11.16, 2 Corinthiens 11.19–20, 2 Corinthiens 11.22–23, 2 Corinthiens 11.24–26, 2 Corinthiens 11.29, 2 Corinthiens 11.30, 2 Corinthiens 11.32, 2 Corinthiens 12.1, 2 Corinthiens 12.2, 2 Corinthiens 12.6, 2 Corinthiens 12.7, 2 Corinthiens 12.9, 2 Corinthiens 12.9 (#2), 2 Corinthiens 12.12, 2 Corinthiens 12.14, 2 Corinthiens 12.15, 2 Corinthiens 12.19, 2 Corinthiens 12.20, 2 Corinthiens 12.21, 2 Corinthiens 12.21 (#2), 2 Corinthiens 13.1–2, 2 Corinthiens 13.3, 2 Corinthiens 13.5, 2 Corinthiens 13.6, 2 Corinthiens 13.8, 2 Corinthiens 13.10, 2 Corinthiens 13.10 (#2), 2 Corinthiens 13.11–12, 2 Corinthiens 13.13</w:t>
       </w:r>
       <w:r>
         <w:rPr>

--- a/fra/docx/47.content.docx
+++ b/fra/docx/47.content.docx
@@ -123,19 +123,6 @@
           <w:lang w:val="fr_FR" w:bidi="fr_FR"/>
         </w:rPr>
         <w:t>2CO</w:t>
-      </w:r>
-      <w:r>
-        <w:rPr>
-          <w:lang w:val="fr_FR" w:bidi="fr_FR"/>
-        </w:rPr>
-      </w:r>
-    </w:p>
-    <w:p>
-      <w:pPr/>
-      <w:r>
-        <w:rPr>
-          <w:lang w:val="fr_FR" w:bidi="fr_FR"/>
-        </w:rPr>
       </w:r>
       <w:r>
         <w:rPr>

--- a/fra/docx/47.content.docx
+++ b/fra/docx/47.content.docx
@@ -19,7 +19,7 @@
         <w:rPr>
           <w:lang w:val="fr_FR" w:bidi="fr_FR"/>
         </w:rPr>
-        <w:t>Resource: Questions de Traduction (unfoldingWord)</w:t>
+        <w:t>Resource: unfoldingWord® Translation Questions</w:t>
       </w:r>
       <w:r>
         <w:rPr>
@@ -85,7 +85,7 @@
         <w:rPr>
           <w:lang w:val="fr_FR" w:bidi="fr_FR"/>
         </w:rPr>
-        <w:t>Questions de Traduction (unfoldingWord)</w:t>
+        <w:t>unfoldingWord® Translation Questions</w:t>
       </w:r>
     </w:p>
     <w:p>
